--- a/Lighting/Install Motion Sensor/template 2.docx
+++ b/Lighting/Install Motion Sensor/template 2.docx
@@ -1,6 +1,6 @@
 
 <file path=word/document.xml><?xml version="1.0" encoding="utf-8"?>
-<w:document xmlns:wpc="http://schemas.microsoft.com/office/word/2010/wordprocessingCanvas" xmlns:cx="http://schemas.microsoft.com/office/drawing/2014/chartex" xmlns:cx1="http://schemas.microsoft.com/office/drawing/2015/9/8/chartex" xmlns:cx2="http://schemas.microsoft.com/office/drawing/2015/10/21/chartex" xmlns:cx3="http://schemas.microsoft.com/office/drawing/2016/5/9/chartex" xmlns:cx4="http://schemas.microsoft.com/office/drawing/2016/5/10/chartex" xmlns:cx5="http://schemas.microsoft.com/office/drawing/2016/5/11/chartex" xmlns:cx6="http://schemas.microsoft.com/office/drawing/2016/5/12/chartex" xmlns:cx7="http://schemas.microsoft.com/office/drawing/2016/5/13/chartex" xmlns:cx8="http://schemas.microsoft.com/office/drawing/2016/5/14/chartex" xmlns:mc="http://schemas.openxmlformats.org/markup-compatibility/2006" xmlns:aink="http://schemas.microsoft.com/office/drawing/2016/ink" xmlns:am3d="http://schemas.microsoft.com/office/drawing/2017/model3d" xmlns:o="urn:schemas-microsoft-com:office:office" xmlns:oel="http://schemas.microsoft.com/office/2019/extlst" xmlns:r="http://schemas.openxmlformats.org/officeDocument/2006/relationships" xmlns:m="http://schemas.openxmlformats.org/officeDocument/2006/math" xmlns:v="urn:schemas-microsoft-com:vml" xmlns:wp14="http://schemas.microsoft.com/office/word/2010/wordprocessingDrawing" xmlns:wp="http://schemas.openxmlformats.org/drawingml/2006/wordprocessingDrawing" xmlns:w10="urn:schemas-microsoft-com:office:word" xmlns:w="http://schemas.openxmlformats.org/wordprocessingml/2006/main" xmlns:w14="http://schemas.microsoft.com/office/word/2010/wordml" xmlns:w15="http://schemas.microsoft.com/office/word/2012/wordml" xmlns:w16cex="http://schemas.microsoft.com/office/word/2018/wordml/cex" xmlns:w16cid="http://schemas.microsoft.com/office/word/2016/wordml/cid" xmlns:w16="http://schemas.microsoft.com/office/word/2018/wordml" xmlns:w16sdtdh="http://schemas.microsoft.com/office/word/2020/wordml/sdtdatahash" xmlns:w16se="http://schemas.microsoft.com/office/word/2015/wordml/symex" xmlns:wpg="http://schemas.microsoft.com/office/word/2010/wordprocessingGroup" xmlns:wpi="http://schemas.microsoft.com/office/word/2010/wordprocessingInk" xmlns:wne="http://schemas.microsoft.com/office/word/2006/wordml" xmlns:wps="http://schemas.microsoft.com/office/word/2010/wordprocessingShape" mc:Ignorable="w14 w15 w16se w16cid w16 w16cex w16sdtdh wp14">
+<w:document xmlns:wpc="http://schemas.microsoft.com/office/word/2010/wordprocessingCanvas" xmlns:cx="http://schemas.microsoft.com/office/drawing/2014/chartex" xmlns:cx1="http://schemas.microsoft.com/office/drawing/2015/9/8/chartex" xmlns:cx2="http://schemas.microsoft.com/office/drawing/2015/10/21/chartex" xmlns:cx3="http://schemas.microsoft.com/office/drawing/2016/5/9/chartex" xmlns:cx4="http://schemas.microsoft.com/office/drawing/2016/5/10/chartex" xmlns:cx5="http://schemas.microsoft.com/office/drawing/2016/5/11/chartex" xmlns:cx6="http://schemas.microsoft.com/office/drawing/2016/5/12/chartex" xmlns:cx7="http://schemas.microsoft.com/office/drawing/2016/5/13/chartex" xmlns:cx8="http://schemas.microsoft.com/office/drawing/2016/5/14/chartex" xmlns:mc="http://schemas.openxmlformats.org/markup-compatibility/2006" xmlns:aink="http://schemas.microsoft.com/office/drawing/2016/ink" xmlns:am3d="http://schemas.microsoft.com/office/drawing/2017/model3d" xmlns:o="urn:schemas-microsoft-com:office:office" xmlns:oel="http://schemas.microsoft.com/office/2019/extlst" xmlns:r="http://schemas.openxmlformats.org/officeDocument/2006/relationships" xmlns:m="http://schemas.openxmlformats.org/officeDocument/2006/math" xmlns:v="urn:schemas-microsoft-com:vml" xmlns:wp14="http://schemas.microsoft.com/office/word/2010/wordprocessingDrawing" xmlns:wp="http://schemas.openxmlformats.org/drawingml/2006/wordprocessingDrawing" xmlns:w10="urn:schemas-microsoft-com:office:word" xmlns:w="http://schemas.openxmlformats.org/wordprocessingml/2006/main" xmlns:w14="http://schemas.microsoft.com/office/word/2010/wordml" xmlns:w15="http://schemas.microsoft.com/office/word/2012/wordml" xmlns:w16cex="http://schemas.microsoft.com/office/word/2018/wordml/cex" xmlns:w16cid="http://schemas.microsoft.com/office/word/2016/wordml/cid" xmlns:w16="http://schemas.microsoft.com/office/word/2018/wordml" xmlns:w16du="http://schemas.microsoft.com/office/word/2023/wordml/word16du" xmlns:w16sdtdh="http://schemas.microsoft.com/office/word/2020/wordml/sdtdatahash" xmlns:w16sdtfl="http://schemas.microsoft.com/office/word/2024/wordml/sdtformatlock" xmlns:w16se="http://schemas.microsoft.com/office/word/2015/wordml/symex" xmlns:wpg="http://schemas.microsoft.com/office/word/2010/wordprocessingGroup" xmlns:wpi="http://schemas.microsoft.com/office/word/2010/wordprocessingInk" xmlns:wne="http://schemas.microsoft.com/office/word/2006/wordml" xmlns:wps="http://schemas.microsoft.com/office/word/2010/wordprocessingShape" mc:Ignorable="w14 w15 w16se w16cid w16 w16cex w16sdtdh w16sdtfl w16du wp14">
   <w:body>
     <w:p>
       <w:pPr>
@@ -65,12 +65,26 @@
         <w:rPr>
           <w:color w:val="000000" w:themeColor="text1"/>
         </w:rPr>
-        <w:t xml:space="preserve">The area is occupied approximately </w:t>
-      </w:r>
+        <w:t xml:space="preserve">The area is </w:t>
+      </w:r>
+      <w:proofErr w:type="gramStart"/>
       <w:r>
         <w:rPr>
           <w:color w:val="000000" w:themeColor="text1"/>
         </w:rPr>
+        <w:t>occupied</w:t>
+      </w:r>
+      <w:proofErr w:type="gramEnd"/>
+      <w:r>
+        <w:rPr>
+          <w:color w:val="000000" w:themeColor="text1"/>
+        </w:rPr>
+        <w:t xml:space="preserve"> approximately </w:t>
+      </w:r>
+      <w:r>
+        <w:rPr>
+          <w:color w:val="000000" w:themeColor="text1"/>
+        </w:rPr>
         <w:t>${FR}</w:t>
       </w:r>
       <w:r>
@@ -89,8 +103,16 @@
         <w:rPr>
           <w:color w:val="000000" w:themeColor="text1"/>
         </w:rPr>
-        <w:t>he considered operating hours</w:t>
-      </w:r>
+        <w:t xml:space="preserve">he </w:t>
+      </w:r>
+      <w:proofErr w:type="gramStart"/>
+      <w:r>
+        <w:rPr>
+          <w:color w:val="000000" w:themeColor="text1"/>
+        </w:rPr>
+        <w:t>considered operating hours</w:t>
+      </w:r>
+      <w:proofErr w:type="gramEnd"/>
       <w:r>
         <w:t>.</w:t>
       </w:r>
@@ -130,12 +152,14 @@
         </w:rPr>
         <w:t xml:space="preserve">, </w:t>
       </w:r>
+      <w:proofErr w:type="gramStart"/>
       <w:r>
         <w:rPr>
           <w:spacing w:val="-3"/>
         </w:rPr>
         <w:t>is</w:t>
       </w:r>
+      <w:proofErr w:type="gramEnd"/>
       <w:r>
         <w:rPr>
           <w:spacing w:val="-3"/>
@@ -176,7 +200,23 @@
           <w:spacing w:val="-3"/>
           <w:vertAlign w:val="subscript"/>
         </w:rPr>
-        <w:t>${i}</w:t>
+        <w:t>${</w:t>
+      </w:r>
+      <w:proofErr w:type="spellStart"/>
+      <w:r>
+        <w:rPr>
+          <w:spacing w:val="-3"/>
+          <w:vertAlign w:val="subscript"/>
+        </w:rPr>
+        <w:t>i</w:t>
+      </w:r>
+      <w:proofErr w:type="spellEnd"/>
+      <w:r>
+        <w:rPr>
+          <w:spacing w:val="-3"/>
+          <w:vertAlign w:val="subscript"/>
+        </w:rPr>
+        <w:t>}</w:t>
       </w:r>
       <w:r>
         <w:rPr>
@@ -190,7 +230,23 @@
           <w:spacing w:val="-3"/>
           <w:vertAlign w:val="subscript"/>
         </w:rPr>
-        <w:t>${i}</w:t>
+        <w:t>${</w:t>
+      </w:r>
+      <w:proofErr w:type="spellStart"/>
+      <w:r>
+        <w:rPr>
+          <w:spacing w:val="-3"/>
+          <w:vertAlign w:val="subscript"/>
+        </w:rPr>
+        <w:t>i</w:t>
+      </w:r>
+      <w:proofErr w:type="spellEnd"/>
+      <w:r>
+        <w:rPr>
+          <w:spacing w:val="-3"/>
+          <w:vertAlign w:val="subscript"/>
+        </w:rPr>
+        <w:t>}</w:t>
       </w:r>
       <w:r>
         <w:rPr>
@@ -216,7 +272,23 @@
           <w:spacing w:val="-3"/>
           <w:vertAlign w:val="subscript"/>
         </w:rPr>
-        <w:t>${i}</w:t>
+        <w:t>${</w:t>
+      </w:r>
+      <w:proofErr w:type="spellStart"/>
+      <w:r>
+        <w:rPr>
+          <w:spacing w:val="-3"/>
+          <w:vertAlign w:val="subscript"/>
+        </w:rPr>
+        <w:t>i</w:t>
+      </w:r>
+      <w:proofErr w:type="spellEnd"/>
+      <w:r>
+        <w:rPr>
+          <w:spacing w:val="-3"/>
+          <w:vertAlign w:val="subscript"/>
+        </w:rPr>
+        <w:t>}</w:t>
       </w:r>
       <w:r>
         <w:rPr>
@@ -243,7 +315,23 @@
           <w:spacing w:val="-3"/>
           <w:vertAlign w:val="subscript"/>
         </w:rPr>
-        <w:t>${i}</w:t>
+        <w:t>${</w:t>
+      </w:r>
+      <w:proofErr w:type="spellStart"/>
+      <w:r>
+        <w:rPr>
+          <w:spacing w:val="-3"/>
+          <w:vertAlign w:val="subscript"/>
+        </w:rPr>
+        <w:t>i</w:t>
+      </w:r>
+      <w:proofErr w:type="spellEnd"/>
+      <w:r>
+        <w:rPr>
+          <w:spacing w:val="-3"/>
+          <w:vertAlign w:val="subscript"/>
+        </w:rPr>
+        <w:t>}</w:t>
       </w:r>
       <w:r>
         <w:rPr>
@@ -285,7 +373,23 @@
           <w:spacing w:val="-3"/>
           <w:vertAlign w:val="subscript"/>
         </w:rPr>
-        <w:t>${i}</w:t>
+        <w:t>${</w:t>
+      </w:r>
+      <w:proofErr w:type="spellStart"/>
+      <w:r>
+        <w:rPr>
+          <w:spacing w:val="-3"/>
+          <w:vertAlign w:val="subscript"/>
+        </w:rPr>
+        <w:t>i</w:t>
+      </w:r>
+      <w:proofErr w:type="spellEnd"/>
+      <w:r>
+        <w:rPr>
+          <w:spacing w:val="-3"/>
+          <w:vertAlign w:val="subscript"/>
+        </w:rPr>
+        <w:t>}</w:t>
       </w:r>
       <w:r>
         <w:rPr>
@@ -306,7 +410,23 @@
           <w:spacing w:val="-3"/>
           <w:vertAlign w:val="subscript"/>
         </w:rPr>
-        <w:t>${i}</w:t>
+        <w:t>${</w:t>
+      </w:r>
+      <w:proofErr w:type="spellStart"/>
+      <w:r>
+        <w:rPr>
+          <w:spacing w:val="-3"/>
+          <w:vertAlign w:val="subscript"/>
+        </w:rPr>
+        <w:t>i</w:t>
+      </w:r>
+      <w:proofErr w:type="spellEnd"/>
+      <w:r>
+        <w:rPr>
+          <w:spacing w:val="-3"/>
+          <w:vertAlign w:val="subscript"/>
+        </w:rPr>
+        <w:t>}</w:t>
       </w:r>
       <w:r>
         <w:rPr>
@@ -333,12 +453,14 @@
           <w:vertAlign w:val="subscript"/>
         </w:rPr>
       </w:pPr>
+      <w:proofErr w:type="gramStart"/>
       <w:r>
         <w:rPr>
           <w:spacing w:val="-3"/>
         </w:rPr>
         <w:t>where</w:t>
       </w:r>
+      <w:proofErr w:type="gramEnd"/>
     </w:p>
     <w:p>
       <w:pPr>
@@ -370,7 +492,23 @@
           <w:spacing w:val="-3"/>
           <w:vertAlign w:val="subscript"/>
         </w:rPr>
-        <w:t>${i}</w:t>
+        <w:t>${</w:t>
+      </w:r>
+      <w:proofErr w:type="spellStart"/>
+      <w:r>
+        <w:rPr>
+          <w:spacing w:val="-3"/>
+          <w:vertAlign w:val="subscript"/>
+        </w:rPr>
+        <w:t>i</w:t>
+      </w:r>
+      <w:proofErr w:type="spellEnd"/>
+      <w:r>
+        <w:rPr>
+          <w:spacing w:val="-3"/>
+          <w:vertAlign w:val="subscript"/>
+        </w:rPr>
+        <w:t>}</w:t>
       </w:r>
       <w:r>
         <w:rPr>
@@ -467,7 +605,23 @@
           <w:spacing w:val="-3"/>
           <w:vertAlign w:val="subscript"/>
         </w:rPr>
-        <w:t>${i}</w:t>
+        <w:t>${</w:t>
+      </w:r>
+      <w:proofErr w:type="spellStart"/>
+      <w:r>
+        <w:rPr>
+          <w:spacing w:val="-3"/>
+          <w:vertAlign w:val="subscript"/>
+        </w:rPr>
+        <w:t>i</w:t>
+      </w:r>
+      <w:proofErr w:type="spellEnd"/>
+      <w:r>
+        <w:rPr>
+          <w:spacing w:val="-3"/>
+          <w:vertAlign w:val="subscript"/>
+        </w:rPr>
+        <w:t>}</w:t>
       </w:r>
       <w:r>
         <w:rPr>
@@ -542,7 +696,23 @@
           <w:spacing w:val="-3"/>
           <w:vertAlign w:val="subscript"/>
         </w:rPr>
-        <w:t>${i}</w:t>
+        <w:t>${</w:t>
+      </w:r>
+      <w:proofErr w:type="spellStart"/>
+      <w:r>
+        <w:rPr>
+          <w:spacing w:val="-3"/>
+          <w:vertAlign w:val="subscript"/>
+        </w:rPr>
+        <w:t>i</w:t>
+      </w:r>
+      <w:proofErr w:type="spellEnd"/>
+      <w:r>
+        <w:rPr>
+          <w:spacing w:val="-3"/>
+          <w:vertAlign w:val="subscript"/>
+        </w:rPr>
+        <w:t>}</w:t>
       </w:r>
       <w:r>
         <w:rPr>
@@ -564,7 +734,16 @@
           <w:spacing w:val="-3"/>
           <w:lang w:val="fr-FR"/>
         </w:rPr>
-        <w:t>= Operating hour</w:t>
+        <w:t xml:space="preserve">= Operating </w:t>
+      </w:r>
+      <w:proofErr w:type="spellStart"/>
+      <w:proofErr w:type="gramStart"/>
+      <w:r>
+        <w:rPr>
+          <w:spacing w:val="-3"/>
+          <w:lang w:val="fr-FR"/>
+        </w:rPr>
+        <w:t>hour</w:t>
       </w:r>
       <w:r>
         <w:rPr>
@@ -573,6 +752,7 @@
         </w:rPr>
         <w:t>s</w:t>
       </w:r>
+      <w:proofErr w:type="spellEnd"/>
       <w:r>
         <w:rPr>
           <w:spacing w:val="-3"/>
@@ -580,6 +760,7 @@
         </w:rPr>
         <w:t>:</w:t>
       </w:r>
+      <w:proofErr w:type="gramEnd"/>
       <w:r>
         <w:rPr>
           <w:spacing w:val="-3"/>
@@ -601,6 +782,7 @@
         </w:rPr>
         <w:t xml:space="preserve"> </w:t>
       </w:r>
+      <w:proofErr w:type="spellStart"/>
       <w:r>
         <w:rPr>
           <w:spacing w:val="-3"/>
@@ -615,13 +797,23 @@
         </w:rPr>
         <w:t>s</w:t>
       </w:r>
-      <w:r>
-        <w:rPr>
-          <w:spacing w:val="-3"/>
-          <w:lang w:val="fr-FR"/>
-        </w:rPr>
-        <w:t>/yr</w:t>
-      </w:r>
+      <w:proofErr w:type="spellEnd"/>
+      <w:r>
+        <w:rPr>
+          <w:spacing w:val="-3"/>
+          <w:lang w:val="fr-FR"/>
+        </w:rPr>
+        <w:t>/</w:t>
+      </w:r>
+      <w:proofErr w:type="spellStart"/>
+      <w:r>
+        <w:rPr>
+          <w:spacing w:val="-3"/>
+          <w:lang w:val="fr-FR"/>
+        </w:rPr>
+        <w:t>yr</w:t>
+      </w:r>
+      <w:proofErr w:type="spellEnd"/>
       <w:r>
         <w:rPr>
           <w:spacing w:val="-3"/>
@@ -641,8 +833,17 @@
           <w:spacing w:val="-3"/>
           <w:lang w:val="fr-FR"/>
         </w:rPr>
-        <w:t xml:space="preserve"> hrs</w:t>
-      </w:r>
+        <w:t xml:space="preserve"> </w:t>
+      </w:r>
+      <w:proofErr w:type="spellStart"/>
+      <w:r>
+        <w:rPr>
+          <w:spacing w:val="-3"/>
+          <w:lang w:val="fr-FR"/>
+        </w:rPr>
+        <w:t>hrs</w:t>
+      </w:r>
+      <w:proofErr w:type="spellEnd"/>
       <w:r>
         <w:rPr>
           <w:spacing w:val="-3"/>
@@ -650,12 +851,21 @@
         </w:rPr>
         <w:t>/</w:t>
       </w:r>
-      <w:r>
-        <w:rPr>
-          <w:spacing w:val="-3"/>
-          <w:lang w:val="fr-FR"/>
-        </w:rPr>
-        <w:t xml:space="preserve">day, </w:t>
+      <w:proofErr w:type="spellStart"/>
+      <w:r>
+        <w:rPr>
+          <w:spacing w:val="-3"/>
+          <w:lang w:val="fr-FR"/>
+        </w:rPr>
+        <w:t>day</w:t>
+      </w:r>
+      <w:proofErr w:type="spellEnd"/>
+      <w:r>
+        <w:rPr>
+          <w:spacing w:val="-3"/>
+          <w:lang w:val="fr-FR"/>
+        </w:rPr>
+        <w:t xml:space="preserve">, </w:t>
       </w:r>
       <w:r>
         <w:rPr>
@@ -669,8 +879,17 @@
           <w:spacing w:val="-3"/>
           <w:lang w:val="fr-FR"/>
         </w:rPr>
-        <w:t xml:space="preserve"> days</w:t>
-      </w:r>
+        <w:t xml:space="preserve"> </w:t>
+      </w:r>
+      <w:proofErr w:type="spellStart"/>
+      <w:r>
+        <w:rPr>
+          <w:spacing w:val="-3"/>
+          <w:lang w:val="fr-FR"/>
+        </w:rPr>
+        <w:t>days</w:t>
+      </w:r>
+      <w:proofErr w:type="spellEnd"/>
       <w:r>
         <w:rPr>
           <w:spacing w:val="-3"/>
@@ -678,12 +897,21 @@
         </w:rPr>
         <w:t>/</w:t>
       </w:r>
-      <w:r>
-        <w:rPr>
-          <w:spacing w:val="-3"/>
-          <w:lang w:val="fr-FR"/>
-        </w:rPr>
-        <w:t xml:space="preserve">wk, </w:t>
+      <w:proofErr w:type="spellStart"/>
+      <w:r>
+        <w:rPr>
+          <w:spacing w:val="-3"/>
+          <w:lang w:val="fr-FR"/>
+        </w:rPr>
+        <w:t>wk</w:t>
+      </w:r>
+      <w:proofErr w:type="spellEnd"/>
+      <w:r>
+        <w:rPr>
+          <w:spacing w:val="-3"/>
+          <w:lang w:val="fr-FR"/>
+        </w:rPr>
+        <w:t xml:space="preserve">, </w:t>
       </w:r>
       <w:r>
         <w:rPr>
@@ -699,6 +927,7 @@
         </w:rPr>
         <w:t xml:space="preserve"> </w:t>
       </w:r>
+      <w:proofErr w:type="spellStart"/>
       <w:r>
         <w:rPr>
           <w:spacing w:val="-3"/>
@@ -706,6 +935,7 @@
         </w:rPr>
         <w:t>wks</w:t>
       </w:r>
+      <w:proofErr w:type="spellEnd"/>
       <w:r>
         <w:rPr>
           <w:spacing w:val="-3"/>
@@ -713,12 +943,21 @@
         </w:rPr>
         <w:t>/</w:t>
       </w:r>
-      <w:r>
-        <w:rPr>
-          <w:spacing w:val="-3"/>
-          <w:lang w:val="fr-FR"/>
-        </w:rPr>
-        <w:t>yr)</w:t>
+      <w:proofErr w:type="spellStart"/>
+      <w:r>
+        <w:rPr>
+          <w:spacing w:val="-3"/>
+          <w:lang w:val="fr-FR"/>
+        </w:rPr>
+        <w:t>yr</w:t>
+      </w:r>
+      <w:proofErr w:type="spellEnd"/>
+      <w:r>
+        <w:rPr>
+          <w:spacing w:val="-3"/>
+          <w:lang w:val="fr-FR"/>
+        </w:rPr>
+        <w:t>)</w:t>
       </w:r>
     </w:p>
     <w:p>
@@ -750,7 +989,23 @@
           <w:spacing w:val="-3"/>
           <w:vertAlign w:val="subscript"/>
         </w:rPr>
-        <w:t>${i}</w:t>
+        <w:t>${</w:t>
+      </w:r>
+      <w:proofErr w:type="spellStart"/>
+      <w:r>
+        <w:rPr>
+          <w:spacing w:val="-3"/>
+          <w:vertAlign w:val="subscript"/>
+        </w:rPr>
+        <w:t>i</w:t>
+      </w:r>
+      <w:proofErr w:type="spellEnd"/>
+      <w:r>
+        <w:rPr>
+          <w:spacing w:val="-3"/>
+          <w:vertAlign w:val="subscript"/>
+        </w:rPr>
+        <w:t>}</w:t>
       </w:r>
       <w:r>
         <w:rPr>
@@ -826,7 +1081,23 @@
           <w:spacing w:val="-3"/>
           <w:vertAlign w:val="subscript"/>
         </w:rPr>
-        <w:t>${i}</w:t>
+        <w:t>${</w:t>
+      </w:r>
+      <w:proofErr w:type="spellStart"/>
+      <w:r>
+        <w:rPr>
+          <w:spacing w:val="-3"/>
+          <w:vertAlign w:val="subscript"/>
+        </w:rPr>
+        <w:t>i</w:t>
+      </w:r>
+      <w:proofErr w:type="spellEnd"/>
+      <w:r>
+        <w:rPr>
+          <w:spacing w:val="-3"/>
+          <w:vertAlign w:val="subscript"/>
+        </w:rPr>
+        <w:t>}</w:t>
       </w:r>
       <w:r>
         <w:rPr>
@@ -842,7 +1113,15 @@
           <w:spacing w:val="-3"/>
           <w:lang w:val="fr-FR"/>
         </w:rPr>
-        <w:t>Conversion constant</w:t>
+        <w:t xml:space="preserve">Conversion </w:t>
+      </w:r>
+      <w:proofErr w:type="gramStart"/>
+      <w:r>
+        <w:rPr>
+          <w:spacing w:val="-3"/>
+          <w:lang w:val="fr-FR"/>
+        </w:rPr>
+        <w:t>constant</w:t>
       </w:r>
       <w:r>
         <w:rPr>
@@ -851,6 +1130,7 @@
         </w:rPr>
         <w:t>:</w:t>
       </w:r>
+      <w:proofErr w:type="gramEnd"/>
       <w:r>
         <w:rPr>
           <w:spacing w:val="-3"/>
@@ -893,7 +1173,23 @@
           <w:spacing w:val="-3"/>
           <w:vertAlign w:val="subscript"/>
         </w:rPr>
-        <w:t>${i}</w:t>
+        <w:t>${</w:t>
+      </w:r>
+      <w:proofErr w:type="spellStart"/>
+      <w:r>
+        <w:rPr>
+          <w:spacing w:val="-3"/>
+          <w:vertAlign w:val="subscript"/>
+        </w:rPr>
+        <w:t>i</w:t>
+      </w:r>
+      <w:proofErr w:type="spellEnd"/>
+      <w:r>
+        <w:rPr>
+          <w:spacing w:val="-3"/>
+          <w:vertAlign w:val="subscript"/>
+        </w:rPr>
+        <w:t>}</w:t>
       </w:r>
       <w:r>
         <w:rPr>
@@ -965,7 +1261,39 @@
           <w:spacing w:val="-3"/>
           <w:lang w:val="fr-FR"/>
         </w:rPr>
-        <w:t xml:space="preserve"> hrs/yr </w:t>
+        <w:t xml:space="preserve"> </w:t>
+      </w:r>
+      <w:proofErr w:type="spellStart"/>
+      <w:r>
+        <w:rPr>
+          <w:spacing w:val="-3"/>
+          <w:lang w:val="fr-FR"/>
+        </w:rPr>
+        <w:t>hrs</w:t>
+      </w:r>
+      <w:proofErr w:type="spellEnd"/>
+      <w:r>
+        <w:rPr>
+          <w:spacing w:val="-3"/>
+          <w:lang w:val="fr-FR"/>
+        </w:rPr>
+        <w:t>/</w:t>
+      </w:r>
+      <w:proofErr w:type="spellStart"/>
+      <w:r>
+        <w:rPr>
+          <w:spacing w:val="-3"/>
+          <w:lang w:val="fr-FR"/>
+        </w:rPr>
+        <w:t>yr</w:t>
+      </w:r>
+      <w:proofErr w:type="spellEnd"/>
+      <w:r>
+        <w:rPr>
+          <w:spacing w:val="-3"/>
+          <w:lang w:val="fr-FR"/>
+        </w:rPr>
+        <w:t xml:space="preserve"> </w:t>
       </w:r>
       <w:r>
         <w:rPr>
@@ -1000,7 +1328,7 @@
           <w:spacing w:val="-3"/>
           <w:lang w:val="fr-FR"/>
         </w:rPr>
-        <w:t xml:space="preserve">% </w:t>
+        <w:t>%</w:t>
       </w:r>
       <w:r>
         <w:rPr>
@@ -1061,7 +1389,15 @@
           <w:spacing w:val="-3"/>
           <w:position w:val="-30"/>
         </w:rPr>
-        <w:t>${ES</w:t>
+        <w:t>${</w:t>
+      </w:r>
+      <w:proofErr w:type="spellStart"/>
+      <w:r>
+        <w:rPr>
+          <w:spacing w:val="-3"/>
+          <w:position w:val="-30"/>
+        </w:rPr>
+        <w:t>ES</w:t>
       </w:r>
       <w:r>
         <w:rPr>
@@ -1070,6 +1406,7 @@
         </w:rPr>
         <w:t>i</w:t>
       </w:r>
+      <w:proofErr w:type="spellEnd"/>
       <w:r>
         <w:rPr>
           <w:spacing w:val="-3"/>
@@ -1085,6 +1422,630 @@
         <w:t xml:space="preserve"> kWh/yr</w:t>
       </w:r>
       <w:bookmarkEnd w:id="0"/>
+    </w:p>
+    <w:p>
+      <w:pPr>
+        <w:suppressAutoHyphens/>
+        <w:spacing w:line="360" w:lineRule="auto"/>
+        <w:contextualSpacing/>
+        <w:rPr>
+          <w:spacing w:val="-3"/>
+          <w:position w:val="-30"/>
+        </w:rPr>
+      </w:pPr>
+      <w:r>
+        <w:rPr>
+          <w:spacing w:val="-3"/>
+          <w:position w:val="-30"/>
+        </w:rPr>
+        <w:tab/>
+        <w:t>The following relation gives the demand savings, DS</w:t>
+      </w:r>
+      <w:r>
+        <w:rPr>
+          <w:spacing w:val="-3"/>
+          <w:position w:val="-30"/>
+          <w:vertAlign w:val="subscript"/>
+        </w:rPr>
+        <w:t>${</w:t>
+      </w:r>
+      <w:proofErr w:type="spellStart"/>
+      <w:r>
+        <w:rPr>
+          <w:spacing w:val="-3"/>
+          <w:position w:val="-30"/>
+          <w:vertAlign w:val="subscript"/>
+        </w:rPr>
+        <w:t>i</w:t>
+      </w:r>
+      <w:proofErr w:type="spellEnd"/>
+      <w:r>
+        <w:rPr>
+          <w:spacing w:val="-3"/>
+          <w:position w:val="-30"/>
+          <w:vertAlign w:val="subscript"/>
+        </w:rPr>
+        <w:t>}</w:t>
+      </w:r>
+      <w:r>
+        <w:rPr>
+          <w:spacing w:val="-3"/>
+          <w:position w:val="-30"/>
+        </w:rPr>
+        <w:t>, if the lights in a specific area had a motion sensor installed:</w:t>
+      </w:r>
+    </w:p>
+    <w:p>
+      <w:pPr>
+        <w:suppressAutoHyphens/>
+        <w:spacing w:line="360" w:lineRule="auto"/>
+        <w:contextualSpacing/>
+        <w:rPr>
+          <w:spacing w:val="-3"/>
+          <w:position w:val="-30"/>
+        </w:rPr>
+      </w:pPr>
+      <w:r>
+        <w:rPr>
+          <w:spacing w:val="-3"/>
+          <w:position w:val="-30"/>
+        </w:rPr>
+        <w:tab/>
+        <w:t>DS</w:t>
+      </w:r>
+      <w:r>
+        <w:rPr>
+          <w:spacing w:val="-3"/>
+          <w:position w:val="-30"/>
+          <w:vertAlign w:val="subscript"/>
+        </w:rPr>
+        <w:t>${</w:t>
+      </w:r>
+      <w:proofErr w:type="spellStart"/>
+      <w:r>
+        <w:rPr>
+          <w:spacing w:val="-3"/>
+          <w:position w:val="-30"/>
+          <w:vertAlign w:val="subscript"/>
+        </w:rPr>
+        <w:t>i</w:t>
+      </w:r>
+      <w:proofErr w:type="spellEnd"/>
+      <w:r>
+        <w:rPr>
+          <w:spacing w:val="-3"/>
+          <w:position w:val="-30"/>
+          <w:vertAlign w:val="subscript"/>
+        </w:rPr>
+        <w:t>}</w:t>
+      </w:r>
+      <w:r>
+        <w:rPr>
+          <w:spacing w:val="-3"/>
+          <w:position w:val="-30"/>
+        </w:rPr>
+        <w:tab/>
+        <w:t xml:space="preserve">= </w:t>
+      </w:r>
+      <w:r>
+        <w:rPr>
+          <w:spacing w:val="-3"/>
+          <w:position w:val="-30"/>
+        </w:rPr>
+        <w:t>N</w:t>
+      </w:r>
+      <w:r>
+        <w:rPr>
+          <w:spacing w:val="-3"/>
+          <w:position w:val="-30"/>
+          <w:vertAlign w:val="subscript"/>
+        </w:rPr>
+        <w:t>${</w:t>
+      </w:r>
+      <w:proofErr w:type="spellStart"/>
+      <w:r>
+        <w:rPr>
+          <w:spacing w:val="-3"/>
+          <w:position w:val="-30"/>
+          <w:vertAlign w:val="subscript"/>
+        </w:rPr>
+        <w:t>i</w:t>
+      </w:r>
+      <w:proofErr w:type="spellEnd"/>
+      <w:r>
+        <w:rPr>
+          <w:spacing w:val="-3"/>
+          <w:position w:val="-30"/>
+          <w:vertAlign w:val="subscript"/>
+        </w:rPr>
+        <w:t>}</w:t>
+      </w:r>
+      <w:r>
+        <w:rPr>
+          <w:spacing w:val="-3"/>
+          <w:position w:val="-30"/>
+        </w:rPr>
+        <w:t xml:space="preserve"> </w:t>
+      </w:r>
+      <w:r>
+        <w:rPr>
+          <w:spacing w:val="-3"/>
+          <w:position w:val="-30"/>
+          <w:lang w:val="fr-FR"/>
+        </w:rPr>
+        <w:t>×</w:t>
+      </w:r>
+      <w:r>
+        <w:rPr>
+          <w:spacing w:val="-3"/>
+          <w:position w:val="-30"/>
+        </w:rPr>
+        <w:t xml:space="preserve"> CFW</w:t>
+      </w:r>
+      <w:r>
+        <w:rPr>
+          <w:spacing w:val="-3"/>
+          <w:position w:val="-30"/>
+          <w:vertAlign w:val="subscript"/>
+        </w:rPr>
+        <w:t>${</w:t>
+      </w:r>
+      <w:proofErr w:type="spellStart"/>
+      <w:r>
+        <w:rPr>
+          <w:spacing w:val="-3"/>
+          <w:position w:val="-30"/>
+          <w:vertAlign w:val="subscript"/>
+        </w:rPr>
+        <w:t>i</w:t>
+      </w:r>
+      <w:proofErr w:type="spellEnd"/>
+      <w:r>
+        <w:rPr>
+          <w:spacing w:val="-3"/>
+          <w:position w:val="-30"/>
+          <w:vertAlign w:val="subscript"/>
+        </w:rPr>
+        <w:t>}</w:t>
+      </w:r>
+      <w:r>
+        <w:rPr>
+          <w:spacing w:val="-3"/>
+          <w:position w:val="-30"/>
+          <w:lang w:val="fr-FR"/>
+        </w:rPr>
+        <w:t xml:space="preserve"> × (100% - FR</w:t>
+      </w:r>
+      <w:r>
+        <w:rPr>
+          <w:spacing w:val="-3"/>
+          <w:position w:val="-30"/>
+          <w:vertAlign w:val="subscript"/>
+        </w:rPr>
+        <w:t>${</w:t>
+      </w:r>
+      <w:proofErr w:type="spellStart"/>
+      <w:r>
+        <w:rPr>
+          <w:spacing w:val="-3"/>
+          <w:position w:val="-30"/>
+          <w:vertAlign w:val="subscript"/>
+        </w:rPr>
+        <w:t>i</w:t>
+      </w:r>
+      <w:proofErr w:type="spellEnd"/>
+      <w:r>
+        <w:rPr>
+          <w:spacing w:val="-3"/>
+          <w:position w:val="-30"/>
+          <w:vertAlign w:val="subscript"/>
+        </w:rPr>
+        <w:t>}</w:t>
+      </w:r>
+      <w:r>
+        <w:rPr>
+          <w:spacing w:val="-3"/>
+          <w:position w:val="-30"/>
+          <w:lang w:val="fr-FR"/>
+        </w:rPr>
+        <w:t>)</w:t>
+      </w:r>
+      <w:r>
+        <w:rPr>
+          <w:spacing w:val="-3"/>
+          <w:position w:val="-30"/>
+          <w:lang w:val="fr-FR"/>
+        </w:rPr>
+        <w:t xml:space="preserve"> </w:t>
+      </w:r>
+      <w:r>
+        <w:rPr>
+          <w:spacing w:val="-3"/>
+          <w:position w:val="-30"/>
+          <w:lang w:val="fr-FR"/>
+        </w:rPr>
+        <w:t>×</w:t>
+      </w:r>
+      <w:r>
+        <w:rPr>
+          <w:spacing w:val="-3"/>
+          <w:position w:val="-30"/>
+          <w:lang w:val="fr-FR"/>
+        </w:rPr>
+        <w:t xml:space="preserve"> CF</w:t>
+      </w:r>
+      <w:r>
+        <w:rPr>
+          <w:spacing w:val="-3"/>
+          <w:position w:val="-30"/>
+          <w:vertAlign w:val="subscript"/>
+          <w:lang w:val="fr-FR"/>
+        </w:rPr>
+        <w:t>${i}</w:t>
+      </w:r>
+      <w:r>
+        <w:rPr>
+          <w:spacing w:val="-3"/>
+          <w:position w:val="-30"/>
+          <w:lang w:val="fr-FR"/>
+        </w:rPr>
+        <w:t xml:space="preserve"> </w:t>
+      </w:r>
+      <w:r>
+        <w:rPr>
+          <w:spacing w:val="-3"/>
+          <w:position w:val="-30"/>
+          <w:lang w:val="fr-FR"/>
+        </w:rPr>
+        <w:t>×</w:t>
+      </w:r>
+      <w:r>
+        <w:rPr>
+          <w:spacing w:val="-3"/>
+          <w:position w:val="-30"/>
+          <w:lang w:val="fr-FR"/>
+        </w:rPr>
+        <w:t xml:space="preserve"> C</w:t>
+      </w:r>
+      <w:r>
+        <w:rPr>
+          <w:spacing w:val="-3"/>
+          <w:position w:val="-30"/>
+          <w:vertAlign w:val="subscript"/>
+          <w:lang w:val="fr-FR"/>
+        </w:rPr>
+        <w:t>2</w:t>
+      </w:r>
+      <w:r>
+        <w:rPr>
+          <w:spacing w:val="-3"/>
+          <w:position w:val="-30"/>
+          <w:vertAlign w:val="subscript"/>
+          <w:lang w:val="fr-FR"/>
+        </w:rPr>
+        <w:t xml:space="preserve"> </w:t>
+      </w:r>
+      <w:r>
+        <w:rPr>
+          <w:spacing w:val="-3"/>
+          <w:position w:val="-30"/>
+          <w:lang w:val="fr-FR"/>
+        </w:rPr>
+        <w:t>/ C</w:t>
+      </w:r>
+      <w:r>
+        <w:rPr>
+          <w:spacing w:val="-3"/>
+          <w:position w:val="-30"/>
+          <w:vertAlign w:val="subscript"/>
+        </w:rPr>
+        <w:t>${</w:t>
+      </w:r>
+      <w:proofErr w:type="spellStart"/>
+      <w:r>
+        <w:rPr>
+          <w:spacing w:val="-3"/>
+          <w:position w:val="-30"/>
+          <w:vertAlign w:val="subscript"/>
+        </w:rPr>
+        <w:t>i</w:t>
+      </w:r>
+      <w:proofErr w:type="spellEnd"/>
+      <w:r>
+        <w:rPr>
+          <w:spacing w:val="-3"/>
+          <w:position w:val="-30"/>
+          <w:vertAlign w:val="subscript"/>
+        </w:rPr>
+        <w:t>}</w:t>
+      </w:r>
+      <w:r>
+        <w:rPr>
+          <w:spacing w:val="-3"/>
+          <w:position w:val="-30"/>
+        </w:rPr>
+        <w:t xml:space="preserve">  </w:t>
+      </w:r>
+    </w:p>
+    <w:p>
+      <w:pPr>
+        <w:suppressAutoHyphens/>
+        <w:spacing w:line="360" w:lineRule="auto"/>
+        <w:contextualSpacing/>
+        <w:rPr>
+          <w:spacing w:val="-3"/>
+          <w:position w:val="-30"/>
+        </w:rPr>
+      </w:pPr>
+      <w:proofErr w:type="gramStart"/>
+      <w:r>
+        <w:rPr>
+          <w:spacing w:val="-3"/>
+          <w:position w:val="-30"/>
+        </w:rPr>
+        <w:t>where</w:t>
+      </w:r>
+      <w:proofErr w:type="gramEnd"/>
+      <w:r>
+        <w:rPr>
+          <w:spacing w:val="-3"/>
+          <w:position w:val="-30"/>
+        </w:rPr>
+        <w:t>,</w:t>
+      </w:r>
+    </w:p>
+    <w:p>
+      <w:pPr>
+        <w:suppressAutoHyphens/>
+        <w:spacing w:line="360" w:lineRule="auto"/>
+        <w:ind w:left="1440" w:hanging="720"/>
+        <w:contextualSpacing/>
+        <w:rPr>
+          <w:spacing w:val="-3"/>
+          <w:position w:val="-30"/>
+        </w:rPr>
+      </w:pPr>
+      <w:r>
+        <w:rPr>
+          <w:spacing w:val="-3"/>
+          <w:position w:val="-30"/>
+          <w:lang w:val="fr-FR"/>
+        </w:rPr>
+        <w:t>CF</w:t>
+      </w:r>
+      <w:r>
+        <w:rPr>
+          <w:spacing w:val="-3"/>
+          <w:position w:val="-30"/>
+          <w:vertAlign w:val="subscript"/>
+          <w:lang w:val="fr-FR"/>
+        </w:rPr>
+        <w:t>${i}</w:t>
+      </w:r>
+      <w:r>
+        <w:rPr>
+          <w:spacing w:val="-3"/>
+          <w:position w:val="-30"/>
+          <w:lang w:val="fr-FR"/>
+        </w:rPr>
+        <w:tab/>
+        <w:t xml:space="preserve">= </w:t>
+      </w:r>
+      <w:r>
+        <w:rPr>
+          <w:spacing w:val="-3"/>
+          <w:position w:val="-30"/>
+        </w:rPr>
+        <w:t>Coincidence factor − probability that the equipment contributes to the facility peak demand, per month, assumed to be ${CF}%</w:t>
+      </w:r>
+    </w:p>
+    <w:p>
+      <w:pPr>
+        <w:spacing w:line="360" w:lineRule="auto"/>
+        <w:jc w:val="both"/>
+      </w:pPr>
+      <w:r>
+        <w:rPr>
+          <w:spacing w:val="-3"/>
+          <w:position w:val="-30"/>
+        </w:rPr>
+        <w:tab/>
+      </w:r>
+      <w:r>
+        <w:t>C</w:t>
+      </w:r>
+      <w:r>
+        <w:rPr>
+          <w:vertAlign w:val="subscript"/>
+        </w:rPr>
+        <w:t>2</w:t>
+      </w:r>
+      <w:r>
+        <w:tab/>
+        <w:t>= Convection constant: 12 months per year</w:t>
+      </w:r>
+    </w:p>
+    <w:p>
+      <w:pPr>
+        <w:spacing w:line="360" w:lineRule="auto"/>
+        <w:jc w:val="both"/>
+      </w:pPr>
+      <w:r>
+        <w:tab/>
+      </w:r>
+      <w:r>
+        <w:t>Thus, the demand savings</w:t>
+      </w:r>
+      <w:r>
+        <w:t xml:space="preserve">, </w:t>
+      </w:r>
+      <w:r>
+        <w:t>D</w:t>
+      </w:r>
+      <w:r>
+        <w:t>S</w:t>
+      </w:r>
+      <w:r>
+        <w:rPr>
+          <w:vertAlign w:val="subscript"/>
+        </w:rPr>
+        <w:t>${</w:t>
+      </w:r>
+      <w:proofErr w:type="spellStart"/>
+      <w:r>
+        <w:rPr>
+          <w:vertAlign w:val="subscript"/>
+        </w:rPr>
+        <w:t>i</w:t>
+      </w:r>
+      <w:proofErr w:type="spellEnd"/>
+      <w:r>
+        <w:rPr>
+          <w:vertAlign w:val="subscript"/>
+        </w:rPr>
+        <w:t>}</w:t>
+      </w:r>
+      <w:r>
+        <w:t>,</w:t>
+      </w:r>
+      <w:r>
+        <w:t xml:space="preserve"> </w:t>
+      </w:r>
+      <w:proofErr w:type="gramStart"/>
+      <w:r>
+        <w:t>is</w:t>
+      </w:r>
+      <w:proofErr w:type="gramEnd"/>
+      <w:r>
+        <w:t xml:space="preserve"> calculated as follows:</w:t>
+      </w:r>
+    </w:p>
+    <w:p>
+      <w:pPr>
+        <w:spacing w:line="360" w:lineRule="auto"/>
+        <w:ind w:left="1440" w:hanging="720"/>
+        <w:jc w:val="both"/>
+        <w:rPr>
+          <w:sz w:val="36"/>
+          <w:szCs w:val="36"/>
+          <w:vertAlign w:val="subscript"/>
+        </w:rPr>
+      </w:pPr>
+      <w:r>
+        <w:t>DS</w:t>
+      </w:r>
+      <w:r>
+        <w:rPr>
+          <w:vertAlign w:val="subscript"/>
+        </w:rPr>
+        <w:t>${</w:t>
+      </w:r>
+      <w:proofErr w:type="spellStart"/>
+      <w:r>
+        <w:rPr>
+          <w:vertAlign w:val="subscript"/>
+        </w:rPr>
+        <w:t>i</w:t>
+      </w:r>
+      <w:proofErr w:type="spellEnd"/>
+      <w:r>
+        <w:rPr>
+          <w:vertAlign w:val="subscript"/>
+        </w:rPr>
+        <w:t>}</w:t>
+      </w:r>
+      <w:r>
+        <w:tab/>
+        <w:t>=</w:t>
+      </w:r>
+      <w:r>
+        <w:t xml:space="preserve"> </w:t>
+      </w:r>
+      <w:r>
+        <w:t xml:space="preserve">${LED} </w:t>
+      </w:r>
+      <w:r>
+        <w:sym w:font="Symbol" w:char="F0B4"/>
+      </w:r>
+      <w:r>
+        <w:t xml:space="preserve"> ${CFW} W </w:t>
+      </w:r>
+      <w:r>
+        <w:sym w:font="Symbol" w:char="F0B4"/>
+      </w:r>
+      <w:r>
+        <w:t xml:space="preserve"> (100% - ${FR}%)</w:t>
+      </w:r>
+      <w:r>
+        <w:rPr>
+          <w:vertAlign w:val="subscript"/>
+        </w:rPr>
+        <w:t xml:space="preserve"> </w:t>
+      </w:r>
+      <w:r>
+        <w:sym w:font="Symbol" w:char="F0B4"/>
+      </w:r>
+      <w:r>
+        <w:t xml:space="preserve"> ${CF}%/</w:t>
+      </w:r>
+      <w:proofErr w:type="spellStart"/>
+      <w:r>
+        <w:t>mo</w:t>
+      </w:r>
+      <w:proofErr w:type="spellEnd"/>
+      <w:r>
+        <w:t xml:space="preserve"> </w:t>
+      </w:r>
+      <w:r>
+        <w:sym w:font="Symbol" w:char="F0B4"/>
+      </w:r>
+      <w:r>
+        <w:t xml:space="preserve"> 12 </w:t>
+      </w:r>
+      <w:proofErr w:type="spellStart"/>
+      <w:r>
+        <w:t>mos</w:t>
+      </w:r>
+      <w:proofErr w:type="spellEnd"/>
+      <w:r>
+        <w:t>/yr / (</w:t>
+      </w:r>
+      <w:r>
+        <w:t>1,000 W/kW</w:t>
+      </w:r>
+      <w:r>
+        <w:t>)</w:t>
+      </w:r>
+    </w:p>
+    <w:p>
+      <w:pPr>
+        <w:spacing w:line="360" w:lineRule="auto"/>
+        <w:jc w:val="both"/>
+        <w:rPr>
+          <w:spacing w:val="-3"/>
+          <w:position w:val="-30"/>
+        </w:rPr>
+      </w:pPr>
+      <w:r>
+        <w:rPr>
+          <w:sz w:val="36"/>
+          <w:szCs w:val="36"/>
+          <w:vertAlign w:val="subscript"/>
+        </w:rPr>
+        <w:tab/>
+      </w:r>
+      <w:r>
+        <w:tab/>
+      </w:r>
+      <w:r>
+        <w:t>= ${DS</w:t>
+      </w:r>
+      <w:r>
+        <w:t>i</w:t>
+      </w:r>
+      <w:r>
+        <w:t>} kW/yr</w:t>
+      </w:r>
     </w:p>
     <w:sectPr>
       <w:pgSz w:w="12240" w:h="15840"/>
@@ -1097,7 +2058,7 @@
 </file>
 
 <file path=word/numbering.xml><?xml version="1.0" encoding="utf-8"?>
-<w:numbering xmlns:wpc="http://schemas.microsoft.com/office/word/2010/wordprocessingCanvas" xmlns:cx="http://schemas.microsoft.com/office/drawing/2014/chartex" xmlns:cx1="http://schemas.microsoft.com/office/drawing/2015/9/8/chartex" xmlns:cx2="http://schemas.microsoft.com/office/drawing/2015/10/21/chartex" xmlns:cx3="http://schemas.microsoft.com/office/drawing/2016/5/9/chartex" xmlns:cx4="http://schemas.microsoft.com/office/drawing/2016/5/10/chartex" xmlns:cx5="http://schemas.microsoft.com/office/drawing/2016/5/11/chartex" xmlns:cx6="http://schemas.microsoft.com/office/drawing/2016/5/12/chartex" xmlns:cx7="http://schemas.microsoft.com/office/drawing/2016/5/13/chartex" xmlns:cx8="http://schemas.microsoft.com/office/drawing/2016/5/14/chartex" xmlns:mc="http://schemas.openxmlformats.org/markup-compatibility/2006" xmlns:aink="http://schemas.microsoft.com/office/drawing/2016/ink" xmlns:am3d="http://schemas.microsoft.com/office/drawing/2017/model3d" xmlns:o="urn:schemas-microsoft-com:office:office" xmlns:oel="http://schemas.microsoft.com/office/2019/extlst" xmlns:r="http://schemas.openxmlformats.org/officeDocument/2006/relationships" xmlns:m="http://schemas.openxmlformats.org/officeDocument/2006/math" xmlns:v="urn:schemas-microsoft-com:vml" xmlns:wp14="http://schemas.microsoft.com/office/word/2010/wordprocessingDrawing" xmlns:wp="http://schemas.openxmlformats.org/drawingml/2006/wordprocessingDrawing" xmlns:w10="urn:schemas-microsoft-com:office:word" xmlns:w="http://schemas.openxmlformats.org/wordprocessingml/2006/main" xmlns:w14="http://schemas.microsoft.com/office/word/2010/wordml" xmlns:w15="http://schemas.microsoft.com/office/word/2012/wordml" xmlns:w16cex="http://schemas.microsoft.com/office/word/2018/wordml/cex" xmlns:w16cid="http://schemas.microsoft.com/office/word/2016/wordml/cid" xmlns:w16="http://schemas.microsoft.com/office/word/2018/wordml" xmlns:w16sdtdh="http://schemas.microsoft.com/office/word/2020/wordml/sdtdatahash" xmlns:w16se="http://schemas.microsoft.com/office/word/2015/wordml/symex" xmlns:wpg="http://schemas.microsoft.com/office/word/2010/wordprocessingGroup" xmlns:wpi="http://schemas.microsoft.com/office/word/2010/wordprocessingInk" xmlns:wne="http://schemas.microsoft.com/office/word/2006/wordml" xmlns:wps="http://schemas.microsoft.com/office/word/2010/wordprocessingShape" mc:Ignorable="w14 w15 w16se w16cid w16 w16cex w16sdtdh wp14">
+<w:numbering xmlns:wpc="http://schemas.microsoft.com/office/word/2010/wordprocessingCanvas" xmlns:cx="http://schemas.microsoft.com/office/drawing/2014/chartex" xmlns:cx1="http://schemas.microsoft.com/office/drawing/2015/9/8/chartex" xmlns:cx2="http://schemas.microsoft.com/office/drawing/2015/10/21/chartex" xmlns:cx3="http://schemas.microsoft.com/office/drawing/2016/5/9/chartex" xmlns:cx4="http://schemas.microsoft.com/office/drawing/2016/5/10/chartex" xmlns:cx5="http://schemas.microsoft.com/office/drawing/2016/5/11/chartex" xmlns:cx6="http://schemas.microsoft.com/office/drawing/2016/5/12/chartex" xmlns:cx7="http://schemas.microsoft.com/office/drawing/2016/5/13/chartex" xmlns:cx8="http://schemas.microsoft.com/office/drawing/2016/5/14/chartex" xmlns:mc="http://schemas.openxmlformats.org/markup-compatibility/2006" xmlns:aink="http://schemas.microsoft.com/office/drawing/2016/ink" xmlns:am3d="http://schemas.microsoft.com/office/drawing/2017/model3d" xmlns:o="urn:schemas-microsoft-com:office:office" xmlns:oel="http://schemas.microsoft.com/office/2019/extlst" xmlns:r="http://schemas.openxmlformats.org/officeDocument/2006/relationships" xmlns:m="http://schemas.openxmlformats.org/officeDocument/2006/math" xmlns:v="urn:schemas-microsoft-com:vml" xmlns:wp14="http://schemas.microsoft.com/office/word/2010/wordprocessingDrawing" xmlns:wp="http://schemas.openxmlformats.org/drawingml/2006/wordprocessingDrawing" xmlns:w10="urn:schemas-microsoft-com:office:word" xmlns:w="http://schemas.openxmlformats.org/wordprocessingml/2006/main" xmlns:w14="http://schemas.microsoft.com/office/word/2010/wordml" xmlns:w15="http://schemas.microsoft.com/office/word/2012/wordml" xmlns:w16cex="http://schemas.microsoft.com/office/word/2018/wordml/cex" xmlns:w16cid="http://schemas.microsoft.com/office/word/2016/wordml/cid" xmlns:w16="http://schemas.microsoft.com/office/word/2018/wordml" xmlns:w16du="http://schemas.microsoft.com/office/word/2023/wordml/word16du" xmlns:w16sdtdh="http://schemas.microsoft.com/office/word/2020/wordml/sdtdatahash" xmlns:w16sdtfl="http://schemas.microsoft.com/office/word/2024/wordml/sdtformatlock" xmlns:w16se="http://schemas.microsoft.com/office/word/2015/wordml/symex" xmlns:wpg="http://schemas.microsoft.com/office/word/2010/wordprocessingGroup" xmlns:wpi="http://schemas.microsoft.com/office/word/2010/wordprocessingInk" xmlns:wne="http://schemas.microsoft.com/office/word/2006/wordml" xmlns:wps="http://schemas.microsoft.com/office/word/2010/wordprocessingShape" mc:Ignorable="w14 w15 w16se w16cid w16 w16cex w16sdtdh w16sdtfl w16du wp14">
   <w:abstractNum w:abstractNumId="0" w15:restartNumberingAfterBreak="0">
     <w:nsid w:val="78C43F92"/>
     <w:multiLevelType w:val="hybridMultilevel"/>
@@ -1218,7 +2179,7 @@
 </file>
 
 <file path=word/styles.xml><?xml version="1.0" encoding="utf-8"?>
-<w:styles xmlns:mc="http://schemas.openxmlformats.org/markup-compatibility/2006" xmlns:r="http://schemas.openxmlformats.org/officeDocument/2006/relationships" xmlns:w="http://schemas.openxmlformats.org/wordprocessingml/2006/main" xmlns:w14="http://schemas.microsoft.com/office/word/2010/wordml" xmlns:w15="http://schemas.microsoft.com/office/word/2012/wordml" xmlns:w16cex="http://schemas.microsoft.com/office/word/2018/wordml/cex" xmlns:w16cid="http://schemas.microsoft.com/office/word/2016/wordml/cid" xmlns:w16="http://schemas.microsoft.com/office/word/2018/wordml" xmlns:w16sdtdh="http://schemas.microsoft.com/office/word/2020/wordml/sdtdatahash" xmlns:w16se="http://schemas.microsoft.com/office/word/2015/wordml/symex" mc:Ignorable="w14 w15 w16se w16cid w16 w16cex w16sdtdh">
+<w:styles xmlns:mc="http://schemas.openxmlformats.org/markup-compatibility/2006" xmlns:r="http://schemas.openxmlformats.org/officeDocument/2006/relationships" xmlns:w="http://schemas.openxmlformats.org/wordprocessingml/2006/main" xmlns:w14="http://schemas.microsoft.com/office/word/2010/wordml" xmlns:w15="http://schemas.microsoft.com/office/word/2012/wordml" xmlns:w16cex="http://schemas.microsoft.com/office/word/2018/wordml/cex" xmlns:w16cid="http://schemas.microsoft.com/office/word/2016/wordml/cid" xmlns:w16="http://schemas.microsoft.com/office/word/2018/wordml" xmlns:w16du="http://schemas.microsoft.com/office/word/2023/wordml/word16du" xmlns:w16sdtdh="http://schemas.microsoft.com/office/word/2020/wordml/sdtdatahash" xmlns:w16sdtfl="http://schemas.microsoft.com/office/word/2024/wordml/sdtformatlock" xmlns:w16se="http://schemas.microsoft.com/office/word/2015/wordml/symex" mc:Ignorable="w14 w15 w16se w16cid w16 w16cex w16sdtdh w16sdtfl w16du">
   <w:docDefaults>
     <w:rPrDefault>
       <w:rPr>
@@ -1615,7 +2576,7 @@
   <w:style w:type="paragraph" w:default="1" w:styleId="Normal">
     <w:name w:val="Normal"/>
     <w:qFormat/>
-    <w:rsid w:val="005C395E"/>
+    <w:rsid w:val="00070EA1"/>
     <w:pPr>
       <w:spacing w:after="0"/>
     </w:pPr>
